--- a/public/presets/weekly-agenda-ela.docx
+++ b/public/presets/weekly-agenda-ela.docx
@@ -618,7 +618,27 @@
                 <w:szCs w:val="18"/>
                 <w:rtl w:val="0"/>
               </w:rPr>
-              <w:t xml:space="preserve">Word of the Day: {{word_mon}}</w:t>
+              <w:t xml:space="preserve">{{#word_mon}}Word of the Day: {{</w:t>
+            </w:r>
+            <w:r>
+              <w:rPr>
+                <w:rFonts w:ascii="DM Sans" w:cs="DM Sans" w:eastAsia="DM Sans" w:hAnsi="DM Sans"/>
+                <w:b w:val="1"/>
+                <w:bCs w:val="1"/>
+                <w:sz w:val="18"/>
+                <w:szCs w:val="18"/>
+                <w:rtl w:val="0"/>
+              </w:rPr>
+              <w:t xml:space="preserve">word_mon</w:t>
+            </w:r>
+            <w:r>
+              <w:rPr>
+                <w:rFonts w:ascii="DM Sans" w:cs="DM Sans" w:eastAsia="DM Sans" w:hAnsi="DM Sans"/>
+                <w:sz w:val="18"/>
+                <w:szCs w:val="18"/>
+                <w:rtl w:val="0"/>
+              </w:rPr>
+              <w:t xml:space="preserve">}}{{/word_mon}}</w:t>
             </w:r>
           </w:p>
           <w:p>
@@ -722,16 +742,36 @@
                 <w:szCs w:val="18"/>
                 <w:rtl w:val="0"/>
               </w:rPr>
-              <w:t xml:space="preserve">Word of the Day: </w:t>
-            </w:r>
-            <w:r>
-              <w:rPr>
-                <w:rFonts w:ascii="DM Sans" w:cs="DM Sans" w:eastAsia="DM Sans" w:hAnsi="DM Sans"/>
-                <w:sz w:val="18"/>
-                <w:szCs w:val="18"/>
-                <w:rtl w:val="0"/>
-              </w:rPr>
-              <w:t xml:space="preserve">{{word_tue}}</w:t>
+              <w:t xml:space="preserve">{{#word_tue}}Word of the Day: </w:t>
+            </w:r>
+            <w:r>
+              <w:rPr>
+                <w:rFonts w:ascii="DM Sans" w:cs="DM Sans" w:eastAsia="DM Sans" w:hAnsi="DM Sans"/>
+                <w:sz w:val="18"/>
+                <w:szCs w:val="18"/>
+                <w:rtl w:val="0"/>
+              </w:rPr>
+              <w:t xml:space="preserve">{{</w:t>
+            </w:r>
+            <w:r>
+              <w:rPr>
+                <w:rFonts w:ascii="DM Sans" w:cs="DM Sans" w:eastAsia="DM Sans" w:hAnsi="DM Sans"/>
+                <w:b w:val="1"/>
+                <w:bCs w:val="1"/>
+                <w:sz w:val="18"/>
+                <w:szCs w:val="18"/>
+                <w:rtl w:val="0"/>
+              </w:rPr>
+              <w:t xml:space="preserve">word_tue</w:t>
+            </w:r>
+            <w:r>
+              <w:rPr>
+                <w:rFonts w:ascii="DM Sans" w:cs="DM Sans" w:eastAsia="DM Sans" w:hAnsi="DM Sans"/>
+                <w:sz w:val="18"/>
+                <w:szCs w:val="18"/>
+                <w:rtl w:val="0"/>
+              </w:rPr>
+              <w:t xml:space="preserve">}}{{/word_tue}}</w:t>
             </w:r>
           </w:p>
           <w:p>
@@ -838,7 +878,27 @@
                 <w:szCs w:val="18"/>
                 <w:rtl w:val="0"/>
               </w:rPr>
-              <w:t xml:space="preserve">Word of the Day: {{word_wed}}</w:t>
+              <w:t xml:space="preserve">{{#word_wed}}Word of the Day: {{</w:t>
+            </w:r>
+            <w:r>
+              <w:rPr>
+                <w:rFonts w:ascii="DM Sans" w:cs="DM Sans" w:eastAsia="DM Sans" w:hAnsi="DM Sans"/>
+                <w:b w:val="1"/>
+                <w:bCs w:val="1"/>
+                <w:sz w:val="18"/>
+                <w:szCs w:val="18"/>
+                <w:rtl w:val="0"/>
+              </w:rPr>
+              <w:t xml:space="preserve">word_wed</w:t>
+            </w:r>
+            <w:r>
+              <w:rPr>
+                <w:rFonts w:ascii="DM Sans" w:cs="DM Sans" w:eastAsia="DM Sans" w:hAnsi="DM Sans"/>
+                <w:sz w:val="18"/>
+                <w:szCs w:val="18"/>
+                <w:rtl w:val="0"/>
+              </w:rPr>
+              <w:t xml:space="preserve">}}{{/word_wed}}</w:t>
             </w:r>
           </w:p>
           <w:p>
@@ -940,7 +1000,27 @@
                 <w:szCs w:val="18"/>
                 <w:rtl w:val="0"/>
               </w:rPr>
-              <w:t xml:space="preserve">Word of the Day: {{word_thu}}</w:t>
+              <w:t xml:space="preserve">{{#word_thu}}Word of the Day: {{</w:t>
+            </w:r>
+            <w:r>
+              <w:rPr>
+                <w:rFonts w:ascii="DM Sans" w:cs="DM Sans" w:eastAsia="DM Sans" w:hAnsi="DM Sans"/>
+                <w:b w:val="1"/>
+                <w:bCs w:val="1"/>
+                <w:sz w:val="18"/>
+                <w:szCs w:val="18"/>
+                <w:rtl w:val="0"/>
+              </w:rPr>
+              <w:t xml:space="preserve">word_thu</w:t>
+            </w:r>
+            <w:r>
+              <w:rPr>
+                <w:rFonts w:ascii="DM Sans" w:cs="DM Sans" w:eastAsia="DM Sans" w:hAnsi="DM Sans"/>
+                <w:sz w:val="18"/>
+                <w:szCs w:val="18"/>
+                <w:rtl w:val="0"/>
+              </w:rPr>
+              <w:t xml:space="preserve">}}{{/word_thu}}</w:t>
             </w:r>
           </w:p>
           <w:p>
@@ -1042,16 +1122,36 @@
                 <w:szCs w:val="18"/>
                 <w:rtl w:val="0"/>
               </w:rPr>
-              <w:t xml:space="preserve">Word of the Day: </w:t>
-            </w:r>
-            <w:r>
-              <w:rPr>
-                <w:rFonts w:ascii="DM Sans" w:cs="DM Sans" w:eastAsia="DM Sans" w:hAnsi="DM Sans"/>
-                <w:sz w:val="18"/>
-                <w:szCs w:val="18"/>
-                <w:rtl w:val="0"/>
-              </w:rPr>
-              <w:t xml:space="preserve">{{word_fri}}</w:t>
+              <w:t xml:space="preserve">{{#word_fri}}Word of the Day: </w:t>
+            </w:r>
+            <w:r>
+              <w:rPr>
+                <w:rFonts w:ascii="DM Sans" w:cs="DM Sans" w:eastAsia="DM Sans" w:hAnsi="DM Sans"/>
+                <w:sz w:val="18"/>
+                <w:szCs w:val="18"/>
+                <w:rtl w:val="0"/>
+              </w:rPr>
+              <w:t xml:space="preserve">{{</w:t>
+            </w:r>
+            <w:r>
+              <w:rPr>
+                <w:rFonts w:ascii="DM Sans" w:cs="DM Sans" w:eastAsia="DM Sans" w:hAnsi="DM Sans"/>
+                <w:b w:val="1"/>
+                <w:bCs w:val="1"/>
+                <w:sz w:val="18"/>
+                <w:szCs w:val="18"/>
+                <w:rtl w:val="0"/>
+              </w:rPr>
+              <w:t xml:space="preserve">word_fri</w:t>
+            </w:r>
+            <w:r>
+              <w:rPr>
+                <w:rFonts w:ascii="DM Sans" w:cs="DM Sans" w:eastAsia="DM Sans" w:hAnsi="DM Sans"/>
+                <w:sz w:val="18"/>
+                <w:szCs w:val="18"/>
+                <w:rtl w:val="0"/>
+              </w:rPr>
+              <w:t xml:space="preserve">}}{{/word_fri}}</w:t>
             </w:r>
           </w:p>
           <w:p>
@@ -1568,6 +1668,7 @@
             <w:pPr>
               <w:widowControl w:val="0"/>
               <w:spacing w:line="240" w:lineRule="auto"/>
+              <w:jc w:val="center"/>
               <w:rPr>
                 <w:rFonts w:ascii="DM Sans" w:cs="DM Sans" w:eastAsia="DM Sans" w:hAnsi="DM Sans"/>
                 <w:b w:val="1"/>

--- a/public/presets/weekly-agenda-ela.docx
+++ b/public/presets/weekly-agenda-ela.docx
@@ -618,27 +618,27 @@
                 <w:szCs w:val="18"/>
                 <w:rtl w:val="0"/>
               </w:rPr>
-              <w:t xml:space="preserve">{{#word_mon}}Word of the Day: {{</w:t>
-            </w:r>
-            <w:r>
-              <w:rPr>
-                <w:rFonts w:ascii="DM Sans" w:cs="DM Sans" w:eastAsia="DM Sans" w:hAnsi="DM Sans"/>
-                <w:b w:val="1"/>
-                <w:bCs w:val="1"/>
-                <w:sz w:val="18"/>
-                <w:szCs w:val="18"/>
-                <w:rtl w:val="0"/>
-              </w:rPr>
-              <w:t xml:space="preserve">word_mon</w:t>
-            </w:r>
-            <w:r>
-              <w:rPr>
-                <w:rFonts w:ascii="DM Sans" w:cs="DM Sans" w:eastAsia="DM Sans" w:hAnsi="DM Sans"/>
-                <w:sz w:val="18"/>
-                <w:szCs w:val="18"/>
-                <w:rtl w:val="0"/>
-              </w:rPr>
-              <w:t xml:space="preserve">}}{{/word_mon}}</w:t>
+              <w:t xml:space="preserve">{{#word_mon}}Word of the Day: </w:t>
+            </w:r>
+            <w:r>
+              <w:rPr>
+                <w:rFonts w:ascii="DM Sans" w:cs="DM Sans" w:eastAsia="DM Sans" w:hAnsi="DM Sans"/>
+                <w:b w:val="1"/>
+                <w:bCs w:val="1"/>
+                <w:sz w:val="18"/>
+                <w:szCs w:val="18"/>
+                <w:rtl w:val="0"/>
+              </w:rPr>
+              <w:t xml:space="preserve">{{word_mon}}</w:t>
+            </w:r>
+            <w:r>
+              <w:rPr>
+                <w:rFonts w:ascii="DM Sans" w:cs="DM Sans" w:eastAsia="DM Sans" w:hAnsi="DM Sans"/>
+                <w:sz w:val="18"/>
+                <w:szCs w:val="18"/>
+                <w:rtl w:val="0"/>
+              </w:rPr>
+              <w:t xml:space="preserve">{{/word_mon}}</w:t>
             </w:r>
           </w:p>
           <w:p>
@@ -747,31 +747,22 @@
             <w:r>
               <w:rPr>
                 <w:rFonts w:ascii="DM Sans" w:cs="DM Sans" w:eastAsia="DM Sans" w:hAnsi="DM Sans"/>
-                <w:sz w:val="18"/>
-                <w:szCs w:val="18"/>
-                <w:rtl w:val="0"/>
-              </w:rPr>
-              <w:t xml:space="preserve">{{</w:t>
-            </w:r>
-            <w:r>
-              <w:rPr>
-                <w:rFonts w:ascii="DM Sans" w:cs="DM Sans" w:eastAsia="DM Sans" w:hAnsi="DM Sans"/>
-                <w:b w:val="1"/>
-                <w:bCs w:val="1"/>
-                <w:sz w:val="18"/>
-                <w:szCs w:val="18"/>
-                <w:rtl w:val="0"/>
-              </w:rPr>
-              <w:t xml:space="preserve">word_tue</w:t>
-            </w:r>
-            <w:r>
-              <w:rPr>
-                <w:rFonts w:ascii="DM Sans" w:cs="DM Sans" w:eastAsia="DM Sans" w:hAnsi="DM Sans"/>
-                <w:sz w:val="18"/>
-                <w:szCs w:val="18"/>
-                <w:rtl w:val="0"/>
-              </w:rPr>
-              <w:t xml:space="preserve">}}{{/word_tue}}</w:t>
+                <w:b w:val="1"/>
+                <w:bCs w:val="1"/>
+                <w:sz w:val="18"/>
+                <w:szCs w:val="18"/>
+                <w:rtl w:val="0"/>
+              </w:rPr>
+              <w:t xml:space="preserve">{{word_tue}}</w:t>
+            </w:r>
+            <w:r>
+              <w:rPr>
+                <w:rFonts w:ascii="DM Sans" w:cs="DM Sans" w:eastAsia="DM Sans" w:hAnsi="DM Sans"/>
+                <w:sz w:val="18"/>
+                <w:szCs w:val="18"/>
+                <w:rtl w:val="0"/>
+              </w:rPr>
+              <w:t xml:space="preserve">{{/word_tue}}</w:t>
             </w:r>
           </w:p>
           <w:p>
@@ -878,27 +869,27 @@
                 <w:szCs w:val="18"/>
                 <w:rtl w:val="0"/>
               </w:rPr>
-              <w:t xml:space="preserve">{{#word_wed}}Word of the Day: {{</w:t>
-            </w:r>
-            <w:r>
-              <w:rPr>
-                <w:rFonts w:ascii="DM Sans" w:cs="DM Sans" w:eastAsia="DM Sans" w:hAnsi="DM Sans"/>
-                <w:b w:val="1"/>
-                <w:bCs w:val="1"/>
-                <w:sz w:val="18"/>
-                <w:szCs w:val="18"/>
-                <w:rtl w:val="0"/>
-              </w:rPr>
-              <w:t xml:space="preserve">word_wed</w:t>
-            </w:r>
-            <w:r>
-              <w:rPr>
-                <w:rFonts w:ascii="DM Sans" w:cs="DM Sans" w:eastAsia="DM Sans" w:hAnsi="DM Sans"/>
-                <w:sz w:val="18"/>
-                <w:szCs w:val="18"/>
-                <w:rtl w:val="0"/>
-              </w:rPr>
-              <w:t xml:space="preserve">}}{{/word_wed}}</w:t>
+              <w:t xml:space="preserve">{{#word_wed}}Word of the Day: </w:t>
+            </w:r>
+            <w:r>
+              <w:rPr>
+                <w:rFonts w:ascii="DM Sans" w:cs="DM Sans" w:eastAsia="DM Sans" w:hAnsi="DM Sans"/>
+                <w:b w:val="1"/>
+                <w:bCs w:val="1"/>
+                <w:sz w:val="18"/>
+                <w:szCs w:val="18"/>
+                <w:rtl w:val="0"/>
+              </w:rPr>
+              <w:t xml:space="preserve">{{word_wed}}</w:t>
+            </w:r>
+            <w:r>
+              <w:rPr>
+                <w:rFonts w:ascii="DM Sans" w:cs="DM Sans" w:eastAsia="DM Sans" w:hAnsi="DM Sans"/>
+                <w:sz w:val="18"/>
+                <w:szCs w:val="18"/>
+                <w:rtl w:val="0"/>
+              </w:rPr>
+              <w:t xml:space="preserve">{{/word_wed}}</w:t>
             </w:r>
           </w:p>
           <w:p>
@@ -1000,27 +991,27 @@
                 <w:szCs w:val="18"/>
                 <w:rtl w:val="0"/>
               </w:rPr>
-              <w:t xml:space="preserve">{{#word_thu}}Word of the Day: {{</w:t>
-            </w:r>
-            <w:r>
-              <w:rPr>
-                <w:rFonts w:ascii="DM Sans" w:cs="DM Sans" w:eastAsia="DM Sans" w:hAnsi="DM Sans"/>
-                <w:b w:val="1"/>
-                <w:bCs w:val="1"/>
-                <w:sz w:val="18"/>
-                <w:szCs w:val="18"/>
-                <w:rtl w:val="0"/>
-              </w:rPr>
-              <w:t xml:space="preserve">word_thu</w:t>
-            </w:r>
-            <w:r>
-              <w:rPr>
-                <w:rFonts w:ascii="DM Sans" w:cs="DM Sans" w:eastAsia="DM Sans" w:hAnsi="DM Sans"/>
-                <w:sz w:val="18"/>
-                <w:szCs w:val="18"/>
-                <w:rtl w:val="0"/>
-              </w:rPr>
-              <w:t xml:space="preserve">}}{{/word_thu}}</w:t>
+              <w:t xml:space="preserve">{{#word_thu}}Word of the Day: </w:t>
+            </w:r>
+            <w:r>
+              <w:rPr>
+                <w:rFonts w:ascii="DM Sans" w:cs="DM Sans" w:eastAsia="DM Sans" w:hAnsi="DM Sans"/>
+                <w:b w:val="1"/>
+                <w:bCs w:val="1"/>
+                <w:sz w:val="18"/>
+                <w:szCs w:val="18"/>
+                <w:rtl w:val="0"/>
+              </w:rPr>
+              <w:t xml:space="preserve">{{word_thu}}</w:t>
+            </w:r>
+            <w:r>
+              <w:rPr>
+                <w:rFonts w:ascii="DM Sans" w:cs="DM Sans" w:eastAsia="DM Sans" w:hAnsi="DM Sans"/>
+                <w:sz w:val="18"/>
+                <w:szCs w:val="18"/>
+                <w:rtl w:val="0"/>
+              </w:rPr>
+              <w:t xml:space="preserve">{{/word_thu}}</w:t>
             </w:r>
           </w:p>
           <w:p>
@@ -1127,31 +1118,22 @@
             <w:r>
               <w:rPr>
                 <w:rFonts w:ascii="DM Sans" w:cs="DM Sans" w:eastAsia="DM Sans" w:hAnsi="DM Sans"/>
-                <w:sz w:val="18"/>
-                <w:szCs w:val="18"/>
-                <w:rtl w:val="0"/>
-              </w:rPr>
-              <w:t xml:space="preserve">{{</w:t>
-            </w:r>
-            <w:r>
-              <w:rPr>
-                <w:rFonts w:ascii="DM Sans" w:cs="DM Sans" w:eastAsia="DM Sans" w:hAnsi="DM Sans"/>
-                <w:b w:val="1"/>
-                <w:bCs w:val="1"/>
-                <w:sz w:val="18"/>
-                <w:szCs w:val="18"/>
-                <w:rtl w:val="0"/>
-              </w:rPr>
-              <w:t xml:space="preserve">word_fri</w:t>
-            </w:r>
-            <w:r>
-              <w:rPr>
-                <w:rFonts w:ascii="DM Sans" w:cs="DM Sans" w:eastAsia="DM Sans" w:hAnsi="DM Sans"/>
-                <w:sz w:val="18"/>
-                <w:szCs w:val="18"/>
-                <w:rtl w:val="0"/>
-              </w:rPr>
-              <w:t xml:space="preserve">}}{{/word_fri}}</w:t>
+                <w:b w:val="1"/>
+                <w:bCs w:val="1"/>
+                <w:sz w:val="18"/>
+                <w:szCs w:val="18"/>
+                <w:rtl w:val="0"/>
+              </w:rPr>
+              <w:t xml:space="preserve">{{word_fri}}</w:t>
+            </w:r>
+            <w:r>
+              <w:rPr>
+                <w:rFonts w:ascii="DM Sans" w:cs="DM Sans" w:eastAsia="DM Sans" w:hAnsi="DM Sans"/>
+                <w:sz w:val="18"/>
+                <w:szCs w:val="18"/>
+                <w:rtl w:val="0"/>
+              </w:rPr>
+              <w:t xml:space="preserve">{{/word_fri}}</w:t>
             </w:r>
           </w:p>
           <w:p>

--- a/public/presets/weekly-agenda-ela.docx
+++ b/public/presets/weekly-agenda-ela.docx
@@ -619,6 +619,7 @@
                 <w:rtl w:val="0"/>
               </w:rPr>
               <w:t xml:space="preserve">{{#word_mon}}Word of the Day: </w:t>
+              <w:br w:type="textWrapping"/>
             </w:r>
             <w:r>
               <w:rPr>
@@ -743,6 +744,7 @@
                 <w:rtl w:val="0"/>
               </w:rPr>
               <w:t xml:space="preserve">{{#word_tue}}Word of the Day: </w:t>
+              <w:br w:type="textWrapping"/>
             </w:r>
             <w:r>
               <w:rPr>
@@ -870,6 +872,7 @@
                 <w:rtl w:val="0"/>
               </w:rPr>
               <w:t xml:space="preserve">{{#word_wed}}Word of the Day: </w:t>
+              <w:br w:type="textWrapping"/>
             </w:r>
             <w:r>
               <w:rPr>
@@ -992,6 +995,7 @@
                 <w:rtl w:val="0"/>
               </w:rPr>
               <w:t xml:space="preserve">{{#word_thu}}Word of the Day: </w:t>
+              <w:br w:type="textWrapping"/>
             </w:r>
             <w:r>
               <w:rPr>
@@ -1114,6 +1118,7 @@
                 <w:rtl w:val="0"/>
               </w:rPr>
               <w:t xml:space="preserve">{{#word_fri}}Word of the Day: </w:t>
+              <w:br w:type="textWrapping"/>
             </w:r>
             <w:r>
               <w:rPr>
